--- a/notebooks/eda/business_insights_report.docx
+++ b/notebooks/eda/business_insights_report.docx
@@ -8,7 +8,7 @@
         <w:ind w:firstLine="720"/>
         <w:jc w:val="center"/>
         <w:rPr>
-          <w:rFonts w:ascii="TH SarabunPSK" w:hAnsi="TH SarabunPSK" w:cs="TH SarabunPSK" w:hint="cs"/>
+          <w:rFonts w:ascii="TH SarabunPSK" w:hAnsi="TH SarabunPSK" w:cs="TH SarabunPSK"/>
         </w:rPr>
       </w:pPr>
       <w:proofErr w:type="spellStart"/>
@@ -37,9 +37,10 @@
         <w:spacing w:after="480"/>
         <w:jc w:val="center"/>
         <w:rPr>
-          <w:rFonts w:ascii="TH SarabunPSK" w:hAnsi="TH SarabunPSK" w:cs="TH SarabunPSK" w:hint="cs"/>
+          <w:rFonts w:ascii="TH SarabunPSK" w:hAnsi="TH SarabunPSK" w:cs="TH SarabunPSK"/>
           <w:sz w:val="32"/>
           <w:szCs w:val="32"/>
+          <w:lang w:bidi="th-TH"/>
         </w:rPr>
       </w:pPr>
       <w:r>
@@ -50,50 +51,82 @@
           <w:sz w:val="36"/>
           <w:szCs w:val="32"/>
         </w:rPr>
-        <w:t>วิเคราะห์ปัจจัยและพฤติกรรมการคืนสินค้าเพื่อพัฒนาโมเดล Machine Learning</w:t>
+        <w:t>วิเคราะห์ปัจจัยและพฤติกรรมการคืนสินค้าเพื่อ</w:t>
+      </w:r>
+      <w:proofErr w:type="spellStart"/>
+      <w:r>
+        <w:rPr>
+          <w:rFonts w:ascii="TH SarabunPSK" w:hAnsi="TH SarabunPSK" w:cs="TH SarabunPSK" w:hint="cs"/>
+          <w:i/>
+          <w:color w:val="2D3748"/>
+          <w:sz w:val="36"/>
+          <w:szCs w:val="32"/>
+        </w:rPr>
+        <w:t>พัฒนาโมเดล</w:t>
+      </w:r>
+      <w:proofErr w:type="spellEnd"/>
+      <w:r>
+        <w:rPr>
+          <w:rFonts w:ascii="TH SarabunPSK" w:hAnsi="TH SarabunPSK" w:cs="TH SarabunPSK" w:hint="cs"/>
+          <w:i/>
+          <w:color w:val="2D3748"/>
+          <w:sz w:val="36"/>
+          <w:szCs w:val="32"/>
+        </w:rPr>
+        <w:t xml:space="preserve"> Machine Learning</w:t>
       </w:r>
     </w:p>
     <w:p>
       <w:pPr>
-        <w:keepNext/>
-        <w:spacing w:before="360" w:after="120"/>
-        <w:rPr>
-          <w:rFonts w:ascii="TH SarabunPSK" w:hAnsi="TH SarabunPSK" w:cs="TH SarabunPSK" w:hint="cs"/>
-          <w:sz w:val="28"/>
-          <w:szCs w:val="28"/>
-        </w:rPr>
-      </w:pPr>
-      <w:r>
-        <w:rPr>
-          <w:rFonts w:ascii="TH SarabunPSK" w:hAnsi="TH SarabunPSK" w:cs="TH SarabunPSK" w:hint="cs"/>
+        <w:spacing w:after="480"/>
+        <w:rPr>
+          <w:rFonts w:ascii="TH SarabunPSK" w:hAnsi="TH SarabunPSK" w:cs="TH SarabunPSK"/>
+          <w:sz w:val="32"/>
+          <w:szCs w:val="32"/>
+        </w:rPr>
+      </w:pPr>
+      <w:r>
+        <w:rPr>
+          <w:rFonts w:ascii="TH SarabunPSK" w:hAnsi="TH SarabunPSK" w:cs="TH SarabunPSK"/>
           <w:b/>
           <w:color w:val="2B6CB0"/>
           <w:sz w:val="36"/>
-          <w:szCs w:val="28"/>
-        </w:rPr>
-        <w:t xml:space="preserve">1. </w:t>
-      </w:r>
-      <w:proofErr w:type="spellStart"/>
+          <w:szCs w:val="36"/>
+          <w:lang w:bidi="th-TH"/>
+        </w:rPr>
+        <w:t>1</w:t>
+      </w:r>
       <w:r>
         <w:rPr>
           <w:rFonts w:ascii="TH SarabunPSK" w:hAnsi="TH SarabunPSK" w:cs="TH SarabunPSK" w:hint="cs"/>
           <w:b/>
           <w:color w:val="2B6CB0"/>
           <w:sz w:val="36"/>
-          <w:szCs w:val="28"/>
-        </w:rPr>
-        <w:t>อันดับความสำคัญของฟีเจอร์ในโมเดลระดับฐานราก</w:t>
-      </w:r>
-      <w:proofErr w:type="spellEnd"/>
+          <w:szCs w:val="36"/>
+        </w:rPr>
+        <w:t xml:space="preserve">. </w:t>
+      </w:r>
+      <w:proofErr w:type="spellStart"/>
       <w:r>
         <w:rPr>
           <w:rFonts w:ascii="TH SarabunPSK" w:hAnsi="TH SarabunPSK" w:cs="TH SarabunPSK" w:hint="cs"/>
           <w:b/>
           <w:color w:val="2B6CB0"/>
           <w:sz w:val="36"/>
-          <w:szCs w:val="28"/>
-        </w:rPr>
-        <w:t xml:space="preserve"> (Baseline Model)</w:t>
+          <w:szCs w:val="36"/>
+        </w:rPr>
+        <w:t>อันดับความสำคัญของฟีเจอร์หลังปรับแต่งโมเดล</w:t>
+      </w:r>
+      <w:proofErr w:type="spellEnd"/>
+      <w:r>
+        <w:rPr>
+          <w:rFonts w:ascii="TH SarabunPSK" w:hAnsi="TH SarabunPSK" w:cs="TH SarabunPSK" w:hint="cs"/>
+          <w:b/>
+          <w:color w:val="2B6CB0"/>
+          <w:sz w:val="36"/>
+          <w:szCs w:val="36"/>
+        </w:rPr>
+        <w:t xml:space="preserve"> (Tuned Feature Importance)</w:t>
       </w:r>
     </w:p>
     <w:p>
@@ -102,238 +135,21 @@
         <w:jc w:val="center"/>
         <w:rPr>
           <w:rFonts w:ascii="TH SarabunPSK" w:hAnsi="TH SarabunPSK" w:cs="TH SarabunPSK"/>
+          <w:sz w:val="36"/>
+          <w:szCs w:val="36"/>
         </w:rPr>
       </w:pPr>
       <w:r>
         <w:rPr>
           <w:rFonts w:ascii="TH SarabunPSK" w:hAnsi="TH SarabunPSK" w:cs="TH SarabunPSK" w:hint="cs"/>
           <w:noProof/>
+          <w:sz w:val="36"/>
+          <w:szCs w:val="36"/>
         </w:rPr>
         <w:drawing>
-          <wp:inline distT="0" distB="0" distL="0" distR="0" wp14:anchorId="3B968185" wp14:editId="17F3B156">
-            <wp:extent cx="4572000" cy="3810000"/>
-            <wp:effectExtent l="0" t="0" r="0" b="0"/>
-            <wp:docPr id="1" name="Picture 1"/>
-            <wp:cNvGraphicFramePr>
-              <a:graphicFrameLocks xmlns:a="http://schemas.openxmlformats.org/drawingml/2006/main" noChangeAspect="1"/>
-            </wp:cNvGraphicFramePr>
-            <a:graphic xmlns:a="http://schemas.openxmlformats.org/drawingml/2006/main">
-              <a:graphicData uri="http://schemas.openxmlformats.org/drawingml/2006/picture">
-                <pic:pic xmlns:pic="http://schemas.openxmlformats.org/drawingml/2006/picture">
-                  <pic:nvPicPr>
-                    <pic:cNvPr id="0" name="feature_importance_baseline.png"/>
-                    <pic:cNvPicPr/>
-                  </pic:nvPicPr>
-                  <pic:blipFill>
-                    <a:blip r:embed="rId6"/>
-                    <a:stretch>
-                      <a:fillRect/>
-                    </a:stretch>
-                  </pic:blipFill>
-                  <pic:spPr>
-                    <a:xfrm>
-                      <a:off x="0" y="0"/>
-                      <a:ext cx="4572000" cy="3810000"/>
-                    </a:xfrm>
-                    <a:prstGeom prst="rect">
-                      <a:avLst/>
-                    </a:prstGeom>
-                  </pic:spPr>
-                </pic:pic>
-              </a:graphicData>
-            </a:graphic>
-          </wp:inline>
-        </w:drawing>
-      </w:r>
-    </w:p>
-    <w:p>
-      <w:pPr>
-        <w:spacing w:after="240"/>
-        <w:jc w:val="center"/>
-        <w:rPr>
-          <w:rFonts w:ascii="TH SarabunPSK" w:hAnsi="TH SarabunPSK" w:cs="TH SarabunPSK" w:hint="cs"/>
-        </w:rPr>
-      </w:pPr>
-      <w:proofErr w:type="spellStart"/>
-      <w:r>
-        <w:rPr>
-          <w:rFonts w:ascii="TH SarabunPSK" w:hAnsi="TH SarabunPSK" w:cs="TH SarabunPSK" w:hint="cs"/>
-          <w:b/>
-          <w:i/>
-          <w:color w:val="718096"/>
-          <w:sz w:val="19"/>
-        </w:rPr>
-        <w:t>รูปที่</w:t>
-      </w:r>
-      <w:proofErr w:type="spellEnd"/>
-      <w:r>
-        <w:rPr>
-          <w:rFonts w:ascii="TH SarabunPSK" w:hAnsi="TH SarabunPSK" w:cs="TH SarabunPSK" w:hint="cs"/>
-          <w:b/>
-          <w:i/>
-          <w:color w:val="718096"/>
-          <w:sz w:val="19"/>
-        </w:rPr>
-        <w:t xml:space="preserve"> 1.1: Feature Importance (Baseline Model)</w:t>
-      </w:r>
-    </w:p>
-    <w:p>
-      <w:pPr>
-        <w:spacing w:after="120"/>
-        <w:rPr>
-          <w:rFonts w:ascii="TH SarabunPSK" w:hAnsi="TH SarabunPSK" w:cs="TH SarabunPSK" w:hint="cs"/>
-          <w:sz w:val="36"/>
-          <w:szCs w:val="36"/>
-        </w:rPr>
-      </w:pPr>
-      <w:r>
-        <w:rPr>
-          <w:rFonts w:ascii="Segoe UI Emoji" w:hAnsi="Segoe UI Emoji" w:cs="Segoe UI Emoji"/>
-          <w:b/>
-          <w:color w:val="1A365D"/>
-          <w:sz w:val="36"/>
-          <w:szCs w:val="36"/>
-        </w:rPr>
-        <w:t>💡</w:t>
-      </w:r>
-      <w:r>
-        <w:rPr>
-          <w:rFonts w:ascii="TH SarabunPSK" w:hAnsi="TH SarabunPSK" w:cs="TH SarabunPSK" w:hint="cs"/>
-          <w:b/>
-          <w:color w:val="1A365D"/>
-          <w:sz w:val="36"/>
-          <w:szCs w:val="36"/>
-        </w:rPr>
-        <w:t xml:space="preserve"> Insight ที่น่าสนใจ: </w:t>
-      </w:r>
-      <w:r>
-        <w:rPr>
-          <w:rFonts w:ascii="TH SarabunPSK" w:hAnsi="TH SarabunPSK" w:cs="TH SarabunPSK" w:hint="cs"/>
-          <w:sz w:val="36"/>
-          <w:szCs w:val="36"/>
-        </w:rPr>
-        <w:t>ฟีเจอร์กลุ่มพฤติกรรมในอดีต ได้แก่ customer_return_ratio และ hist_return_rate_180d มีค่าคะแนนความสำคัญนำโด่งเป็นอันดับหนึ่งอย่างสมบูรณ์แบบ</w:t>
-      </w:r>
-    </w:p>
-    <w:p>
-      <w:pPr>
-        <w:spacing w:after="120"/>
-        <w:rPr>
-          <w:rFonts w:ascii="TH SarabunPSK" w:hAnsi="TH SarabunPSK" w:cs="TH SarabunPSK" w:hint="cs"/>
-          <w:sz w:val="36"/>
-          <w:szCs w:val="36"/>
-        </w:rPr>
-      </w:pPr>
-      <w:r>
-        <w:rPr>
-          <w:rFonts w:ascii="Segoe UI Emoji" w:hAnsi="Segoe UI Emoji" w:cs="Segoe UI Emoji"/>
-          <w:b/>
-          <w:color w:val="2B6CB0"/>
-          <w:sz w:val="36"/>
-          <w:szCs w:val="36"/>
-        </w:rPr>
-        <w:t>🎯</w:t>
-      </w:r>
-      <w:r>
-        <w:rPr>
-          <w:rFonts w:ascii="TH SarabunPSK" w:hAnsi="TH SarabunPSK" w:cs="TH SarabunPSK" w:hint="cs"/>
-          <w:b/>
-          <w:color w:val="2B6CB0"/>
-          <w:sz w:val="36"/>
-          <w:szCs w:val="36"/>
-        </w:rPr>
-        <w:t xml:space="preserve"> เหตุผลในการเลือกทำ Feature: </w:t>
-      </w:r>
-      <w:r>
-        <w:rPr>
-          <w:rFonts w:ascii="TH SarabunPSK" w:hAnsi="TH SarabunPSK" w:cs="TH SarabunPSK" w:hint="cs"/>
-          <w:sz w:val="36"/>
-          <w:szCs w:val="36"/>
-        </w:rPr>
-        <w:t>เนื่องจากโมเดลระดับฐานรากยืนยันว่าสัดส่วนพฤติกรรมการคืนสินค้ารายบุคคลเป็นสัญญาณที่ชัดเจนที่สุดในการแยกแยะกลุ่มเสี่ยง</w:t>
-      </w:r>
-    </w:p>
-    <w:p>
-      <w:pPr>
-        <w:spacing w:after="240"/>
-        <w:rPr>
-          <w:rFonts w:ascii="TH SarabunPSK" w:hAnsi="TH SarabunPSK" w:cs="TH SarabunPSK" w:hint="cs"/>
-          <w:sz w:val="36"/>
-          <w:szCs w:val="36"/>
-        </w:rPr>
-      </w:pPr>
-      <w:r>
-        <w:rPr>
-          <w:rFonts w:ascii="Segoe UI Emoji" w:hAnsi="Segoe UI Emoji" w:cs="Segoe UI Emoji"/>
-          <w:b/>
-          <w:color w:val="2D3748"/>
-          <w:sz w:val="36"/>
-          <w:szCs w:val="36"/>
-        </w:rPr>
-        <w:t>📌</w:t>
-      </w:r>
-      <w:r>
-        <w:rPr>
-          <w:rFonts w:ascii="TH SarabunPSK" w:hAnsi="TH SarabunPSK" w:cs="TH SarabunPSK" w:hint="cs"/>
-          <w:b/>
-          <w:color w:val="2D3748"/>
-          <w:sz w:val="36"/>
-          <w:szCs w:val="36"/>
-        </w:rPr>
-        <w:t xml:space="preserve"> ปัจจัยด้านนี้บอกอะไรเรา: </w:t>
-      </w:r>
-      <w:r>
-        <w:rPr>
-          <w:rFonts w:ascii="TH SarabunPSK" w:hAnsi="TH SarabunPSK" w:cs="TH SarabunPSK" w:hint="cs"/>
-          <w:sz w:val="36"/>
-          <w:szCs w:val="36"/>
-        </w:rPr>
-        <w:t>พฤติกรรมเดิมในอดีตของผู้ซื้อเป็นดัชนีชี้วัดความเสี่ยงในอนาคตที่ดีที่สุด (Behavioral Inertia) ลูกค้าที่เคยคืนของบ่อยครั้งมักจะคุ้นชินกับการส่งคืนสินค้าหากพบปัญหาเพียงเล็กน้อย</w:t>
-      </w:r>
-    </w:p>
-    <w:p>
-      <w:pPr>
-        <w:keepNext/>
-        <w:spacing w:before="360" w:after="120"/>
-        <w:rPr>
-          <w:rFonts w:ascii="TH SarabunPSK" w:hAnsi="TH SarabunPSK" w:cs="TH SarabunPSK" w:hint="cs"/>
-          <w:sz w:val="36"/>
-          <w:szCs w:val="36"/>
-        </w:rPr>
-      </w:pPr>
-      <w:r>
-        <w:rPr>
-          <w:rFonts w:ascii="TH SarabunPSK" w:hAnsi="TH SarabunPSK" w:cs="TH SarabunPSK" w:hint="cs"/>
-          <w:b/>
-          <w:color w:val="2B6CB0"/>
-          <w:sz w:val="36"/>
-          <w:szCs w:val="36"/>
-        </w:rPr>
-        <w:lastRenderedPageBreak/>
-        <w:t>2. อันดับความสำคัญของฟีเจอร์หลังปรับแต่งโมเดล (Tuned Feature Importance)</w:t>
-      </w:r>
-    </w:p>
-    <w:p>
-      <w:pPr>
-        <w:spacing w:before="240" w:after="80"/>
-        <w:jc w:val="center"/>
-        <w:rPr>
-          <w:rFonts w:ascii="TH SarabunPSK" w:hAnsi="TH SarabunPSK" w:cs="TH SarabunPSK" w:hint="cs"/>
-          <w:sz w:val="36"/>
-          <w:szCs w:val="36"/>
-        </w:rPr>
-      </w:pPr>
-      <w:r>
-        <w:rPr>
-          <w:rFonts w:ascii="TH SarabunPSK" w:hAnsi="TH SarabunPSK" w:cs="TH SarabunPSK" w:hint="cs"/>
-          <w:noProof/>
-          <w:sz w:val="36"/>
-          <w:szCs w:val="36"/>
-        </w:rPr>
-        <w:drawing>
-          <wp:inline distT="0" distB="0" distL="0" distR="0" wp14:anchorId="7AE6DC26" wp14:editId="5FF2B2E2">
-            <wp:extent cx="5440680" cy="4533900"/>
-            <wp:effectExtent l="0" t="0" r="7620" b="0"/>
+          <wp:inline distT="0" distB="0" distL="0" distR="0" wp14:anchorId="7AE6DC26" wp14:editId="2A1EC7D3">
+            <wp:extent cx="3878580" cy="3232150"/>
+            <wp:effectExtent l="0" t="0" r="7620" b="6350"/>
             <wp:docPr id="2" name="Picture 2"/>
             <wp:cNvGraphicFramePr>
               <a:graphicFrameLocks xmlns:a="http://schemas.openxmlformats.org/drawingml/2006/main" noChangeAspect="1"/>
@@ -354,7 +170,7 @@
                   <pic:spPr>
                     <a:xfrm>
                       <a:off x="0" y="0"/>
-                      <a:ext cx="5440680" cy="4533900"/>
+                      <a:ext cx="3878580" cy="3232150"/>
                     </a:xfrm>
                     <a:prstGeom prst="rect">
                       <a:avLst/>
@@ -372,11 +188,12 @@
         <w:spacing w:after="240"/>
         <w:jc w:val="center"/>
         <w:rPr>
-          <w:rFonts w:ascii="TH SarabunPSK" w:hAnsi="TH SarabunPSK" w:cs="TH SarabunPSK" w:hint="cs"/>
-          <w:sz w:val="36"/>
-          <w:szCs w:val="36"/>
-        </w:rPr>
-      </w:pPr>
+          <w:rFonts w:ascii="TH SarabunPSK" w:hAnsi="TH SarabunPSK" w:cs="TH SarabunPSK"/>
+          <w:sz w:val="36"/>
+          <w:szCs w:val="36"/>
+        </w:rPr>
+      </w:pPr>
+      <w:proofErr w:type="spellStart"/>
       <w:r>
         <w:rPr>
           <w:rFonts w:ascii="TH SarabunPSK" w:hAnsi="TH SarabunPSK" w:cs="TH SarabunPSK" w:hint="cs"/>
@@ -386,16 +203,29 @@
           <w:sz w:val="36"/>
           <w:szCs w:val="36"/>
         </w:rPr>
-        <w:t>รูปที่ 1.2: Feature Importance (Tuned Model)</w:t>
+        <w:t>รูปที่</w:t>
+      </w:r>
+      <w:proofErr w:type="spellEnd"/>
+      <w:r>
+        <w:rPr>
+          <w:rFonts w:ascii="TH SarabunPSK" w:hAnsi="TH SarabunPSK" w:cs="TH SarabunPSK" w:hint="cs"/>
+          <w:b/>
+          <w:i/>
+          <w:color w:val="718096"/>
+          <w:sz w:val="36"/>
+          <w:szCs w:val="36"/>
+        </w:rPr>
+        <w:t xml:space="preserve"> 1: Feature Importance (Tuned Model)</w:t>
       </w:r>
     </w:p>
     <w:p>
       <w:pPr>
         <w:spacing w:after="120"/>
         <w:rPr>
-          <w:rFonts w:ascii="TH SarabunPSK" w:hAnsi="TH SarabunPSK" w:cs="TH SarabunPSK" w:hint="cs"/>
-          <w:sz w:val="36"/>
-          <w:szCs w:val="36"/>
+          <w:rFonts w:ascii="TH SarabunPSK" w:hAnsi="TH SarabunPSK" w:cs="TH SarabunPSK"/>
+          <w:sz w:val="36"/>
+          <w:szCs w:val="36"/>
+          <w:lang w:bidi="th-TH"/>
         </w:rPr>
       </w:pPr>
       <w:r>
@@ -424,16 +254,150 @@
           <w:sz w:val="36"/>
           <w:szCs w:val="36"/>
         </w:rPr>
-        <w:t>หลังจากทำ Feature Engineering ตัวแปรด้านเวลาอย่าง days_since_last_return และ delivery_time_expected_days ก็ยังคงติดอยู่ในกลุ่ม 5 อันดับแรกควบคู่กับตัวแปรอัตราส่วนการคืนเงิน</w:t>
+        <w:t xml:space="preserve">หลังจากทำ Feature Engineering </w:t>
       </w:r>
     </w:p>
     <w:p>
       <w:pPr>
         <w:spacing w:after="120"/>
         <w:rPr>
-          <w:rFonts w:ascii="TH SarabunPSK" w:hAnsi="TH SarabunPSK" w:cs="TH SarabunPSK" w:hint="cs"/>
-          <w:sz w:val="36"/>
-          <w:szCs w:val="36"/>
+          <w:rFonts w:ascii="TH SarabunPSK" w:hAnsi="TH SarabunPSK" w:cs="TH SarabunPSK"/>
+          <w:sz w:val="36"/>
+          <w:szCs w:val="36"/>
+          <w:lang w:bidi="th-TH"/>
+        </w:rPr>
+      </w:pPr>
+      <w:proofErr w:type="spellStart"/>
+      <w:r>
+        <w:rPr>
+          <w:rFonts w:ascii="TH SarabunPSK" w:hAnsi="TH SarabunPSK" w:cs="TH SarabunPSK" w:hint="cs"/>
+          <w:sz w:val="36"/>
+          <w:szCs w:val="36"/>
+        </w:rPr>
+        <w:t>ฟีเจอร์กลุ่มพฤติกรรมในอดีต</w:t>
+      </w:r>
+      <w:proofErr w:type="spellEnd"/>
+      <w:r>
+        <w:rPr>
+          <w:rFonts w:ascii="TH SarabunPSK" w:hAnsi="TH SarabunPSK" w:cs="TH SarabunPSK" w:hint="cs"/>
+          <w:sz w:val="36"/>
+          <w:szCs w:val="36"/>
+        </w:rPr>
+        <w:t xml:space="preserve"> </w:t>
+      </w:r>
+      <w:proofErr w:type="spellStart"/>
+      <w:r>
+        <w:rPr>
+          <w:rFonts w:ascii="TH SarabunPSK" w:hAnsi="TH SarabunPSK" w:cs="TH SarabunPSK" w:hint="cs"/>
+          <w:sz w:val="36"/>
+          <w:szCs w:val="36"/>
+        </w:rPr>
+        <w:t>ได้แก่</w:t>
+      </w:r>
+      <w:proofErr w:type="spellEnd"/>
+      <w:r>
+        <w:rPr>
+          <w:rFonts w:ascii="TH SarabunPSK" w:hAnsi="TH SarabunPSK" w:cs="TH SarabunPSK" w:hint="cs"/>
+          <w:sz w:val="36"/>
+          <w:szCs w:val="36"/>
+        </w:rPr>
+        <w:t xml:space="preserve"> </w:t>
+      </w:r>
+      <w:proofErr w:type="spellStart"/>
+      <w:r>
+        <w:rPr>
+          <w:rFonts w:ascii="TH SarabunPSK" w:hAnsi="TH SarabunPSK" w:cs="TH SarabunPSK" w:hint="cs"/>
+          <w:sz w:val="36"/>
+          <w:szCs w:val="36"/>
+        </w:rPr>
+        <w:t>customer_return_ratio</w:t>
+      </w:r>
+      <w:proofErr w:type="spellEnd"/>
+      <w:r>
+        <w:rPr>
+          <w:rFonts w:ascii="TH SarabunPSK" w:hAnsi="TH SarabunPSK" w:cs="TH SarabunPSK" w:hint="cs"/>
+          <w:sz w:val="36"/>
+          <w:szCs w:val="36"/>
+        </w:rPr>
+        <w:t xml:space="preserve"> </w:t>
+      </w:r>
+      <w:proofErr w:type="spellStart"/>
+      <w:r>
+        <w:rPr>
+          <w:rFonts w:ascii="TH SarabunPSK" w:hAnsi="TH SarabunPSK" w:cs="TH SarabunPSK" w:hint="cs"/>
+          <w:sz w:val="36"/>
+          <w:szCs w:val="36"/>
+        </w:rPr>
+        <w:t>และ</w:t>
+      </w:r>
+      <w:proofErr w:type="spellEnd"/>
+      <w:r>
+        <w:rPr>
+          <w:rFonts w:ascii="TH SarabunPSK" w:hAnsi="TH SarabunPSK" w:cs="TH SarabunPSK" w:hint="cs"/>
+          <w:sz w:val="36"/>
+          <w:szCs w:val="36"/>
+        </w:rPr>
+        <w:t xml:space="preserve"> hist_return_rate_180d</w:t>
+      </w:r>
+      <w:r>
+        <w:rPr>
+          <w:rFonts w:ascii="TH SarabunPSK" w:hAnsi="TH SarabunPSK" w:cs="TH SarabunPSK" w:hint="cs"/>
+          <w:sz w:val="36"/>
+          <w:szCs w:val="36"/>
+          <w:cs/>
+          <w:lang w:bidi="th-TH"/>
+        </w:rPr>
+        <w:t xml:space="preserve"> </w:t>
+      </w:r>
+      <w:proofErr w:type="spellStart"/>
+      <w:r>
+        <w:rPr>
+          <w:rFonts w:ascii="TH SarabunPSK" w:hAnsi="TH SarabunPSK" w:cs="TH SarabunPSK" w:hint="cs"/>
+          <w:sz w:val="36"/>
+          <w:szCs w:val="36"/>
+        </w:rPr>
+        <w:t>มีค่าคะแนนความสำคัญ</w:t>
+      </w:r>
+      <w:proofErr w:type="spellEnd"/>
+      <w:r>
+        <w:rPr>
+          <w:rFonts w:ascii="TH SarabunPSK" w:hAnsi="TH SarabunPSK" w:cs="TH SarabunPSK" w:hint="cs"/>
+          <w:sz w:val="36"/>
+          <w:szCs w:val="36"/>
+          <w:cs/>
+          <w:lang w:bidi="th-TH"/>
+        </w:rPr>
+        <w:t>นำ</w:t>
+      </w:r>
+      <w:proofErr w:type="spellStart"/>
+      <w:r>
+        <w:rPr>
+          <w:rFonts w:ascii="TH SarabunPSK" w:hAnsi="TH SarabunPSK" w:cs="TH SarabunPSK" w:hint="cs"/>
+          <w:sz w:val="36"/>
+          <w:szCs w:val="36"/>
+        </w:rPr>
+        <w:t>เป็นอันดับหนึ่งอย่าง</w:t>
+      </w:r>
+      <w:proofErr w:type="spellEnd"/>
+      <w:r>
+        <w:rPr>
+          <w:rFonts w:ascii="TH SarabunPSK" w:hAnsi="TH SarabunPSK" w:cs="TH SarabunPSK" w:hint="cs"/>
+          <w:sz w:val="36"/>
+          <w:szCs w:val="36"/>
+          <w:cs/>
+          <w:lang w:bidi="th-TH"/>
+        </w:rPr>
+        <w:t>เห็นได้ชัด</w:t>
+      </w:r>
+    </w:p>
+    <w:p>
+      <w:pPr>
+        <w:spacing w:after="120"/>
+        <w:rPr>
+          <w:rFonts w:ascii="TH SarabunPSK" w:hAnsi="TH SarabunPSK" w:cs="TH SarabunPSK"/>
+          <w:sz w:val="36"/>
+          <w:szCs w:val="36"/>
+          <w:lang w:bidi="th-TH"/>
         </w:rPr>
       </w:pPr>
       <w:r>
@@ -462,14 +426,42 @@
           <w:sz w:val="36"/>
           <w:szCs w:val="36"/>
         </w:rPr>
-        <w:t>ช่วยให้โมเดลมีมิติในการวิเคราะห์ทั้งในส่วนของความเร่งด่วน พฤติกรรมสะสม และความพร้อมของระบบโลจิสติกส์ร่วมกัน</w:t>
+        <w:t>ช่วยให้โมเดลมีมิติในการวิเคราะห์ทั้งในส่วนของความเร่งด่วน พฤติกรรมสะสม และความพร้อมของระบบโล</w:t>
+      </w:r>
+      <w:proofErr w:type="spellStart"/>
+      <w:r>
+        <w:rPr>
+          <w:rFonts w:ascii="TH SarabunPSK" w:hAnsi="TH SarabunPSK" w:cs="TH SarabunPSK" w:hint="cs"/>
+          <w:sz w:val="36"/>
+          <w:szCs w:val="36"/>
+        </w:rPr>
+        <w:t>จิสติกส์ร่วมกัน</w:t>
+      </w:r>
+      <w:proofErr w:type="spellEnd"/>
+      <w:r>
+        <w:rPr>
+          <w:rFonts w:ascii="TH SarabunPSK" w:hAnsi="TH SarabunPSK" w:cs="TH SarabunPSK" w:hint="cs"/>
+          <w:sz w:val="36"/>
+          <w:szCs w:val="36"/>
+          <w:cs/>
+          <w:lang w:bidi="th-TH"/>
+        </w:rPr>
+        <w:t xml:space="preserve"> </w:t>
+      </w:r>
+      <w:r>
+        <w:rPr>
+          <w:rFonts w:ascii="TH SarabunPSK" w:hAnsi="TH SarabunPSK" w:cs="TH SarabunPSK" w:hint="cs"/>
+          <w:sz w:val="36"/>
+          <w:szCs w:val="36"/>
+        </w:rPr>
+        <w:t>ยืนยันว่าสัดส่วนพฤติกรรมการคืนสินค้ารายบุคคลเป็นสัญญาณที่ชัดเจนที่สุดในการแยกแยะกลุ่มเสี่ยง</w:t>
       </w:r>
     </w:p>
     <w:p>
       <w:pPr>
         <w:spacing w:after="240"/>
         <w:rPr>
-          <w:rFonts w:ascii="TH SarabunPSK" w:hAnsi="TH SarabunPSK" w:cs="TH SarabunPSK" w:hint="cs"/>
+          <w:rFonts w:ascii="TH SarabunPSK" w:hAnsi="TH SarabunPSK" w:cs="TH SarabunPSK"/>
           <w:sz w:val="36"/>
           <w:szCs w:val="36"/>
         </w:rPr>
@@ -508,21 +500,31 @@
         <w:keepNext/>
         <w:spacing w:before="360" w:after="120"/>
         <w:rPr>
-          <w:rFonts w:ascii="TH SarabunPSK" w:hAnsi="TH SarabunPSK" w:cs="TH SarabunPSK" w:hint="cs"/>
-          <w:sz w:val="36"/>
-          <w:szCs w:val="36"/>
-        </w:rPr>
-      </w:pPr>
-      <w:r>
-        <w:rPr>
-          <w:rFonts w:ascii="TH SarabunPSK" w:hAnsi="TH SarabunPSK" w:cs="TH SarabunPSK" w:hint="cs"/>
+          <w:rFonts w:ascii="TH SarabunPSK" w:hAnsi="TH SarabunPSK" w:cs="TH SarabunPSK"/>
+          <w:sz w:val="36"/>
+          <w:szCs w:val="36"/>
+        </w:rPr>
+      </w:pPr>
+      <w:r>
+        <w:rPr>
+          <w:rFonts w:ascii="TH SarabunPSK" w:hAnsi="TH SarabunPSK" w:cs="TH SarabunPSK"/>
           <w:b/>
           <w:color w:val="2B6CB0"/>
           <w:sz w:val="36"/>
           <w:szCs w:val="36"/>
         </w:rPr>
         <w:lastRenderedPageBreak/>
-        <w:t>3. ภาพรวมผลกระทบของตัวแปรประเภทกลุ่ม (Categorical Impact Overview)</w:t>
+        <w:t>2</w:t>
+      </w:r>
+      <w:r>
+        <w:rPr>
+          <w:rFonts w:ascii="TH SarabunPSK" w:hAnsi="TH SarabunPSK" w:cs="TH SarabunPSK" w:hint="cs"/>
+          <w:b/>
+          <w:color w:val="2B6CB0"/>
+          <w:sz w:val="36"/>
+          <w:szCs w:val="36"/>
+        </w:rPr>
+        <w:t>. ภาพรวมผลกระทบของตัวแปรประเภทกลุ่ม (Categorical Impact Overview)</w:t>
       </w:r>
     </w:p>
     <w:p>
@@ -530,7 +532,7 @@
         <w:spacing w:before="240" w:after="80"/>
         <w:jc w:val="center"/>
         <w:rPr>
-          <w:rFonts w:ascii="TH SarabunPSK" w:hAnsi="TH SarabunPSK" w:cs="TH SarabunPSK" w:hint="cs"/>
+          <w:rFonts w:ascii="TH SarabunPSK" w:hAnsi="TH SarabunPSK" w:cs="TH SarabunPSK"/>
           <w:sz w:val="36"/>
           <w:szCs w:val="36"/>
         </w:rPr>
@@ -584,7 +586,7 @@
         <w:spacing w:after="240"/>
         <w:jc w:val="center"/>
         <w:rPr>
-          <w:rFonts w:ascii="TH SarabunPSK" w:hAnsi="TH SarabunPSK" w:cs="TH SarabunPSK" w:hint="cs"/>
+          <w:rFonts w:ascii="TH SarabunPSK" w:hAnsi="TH SarabunPSK" w:cs="TH SarabunPSK"/>
           <w:sz w:val="36"/>
           <w:szCs w:val="36"/>
         </w:rPr>
@@ -605,7 +607,7 @@
       <w:pPr>
         <w:spacing w:after="120"/>
         <w:rPr>
-          <w:rFonts w:ascii="TH SarabunPSK" w:hAnsi="TH SarabunPSK" w:cs="TH SarabunPSK" w:hint="cs"/>
+          <w:rFonts w:ascii="TH SarabunPSK" w:hAnsi="TH SarabunPSK" w:cs="TH SarabunPSK"/>
           <w:sz w:val="36"/>
           <w:szCs w:val="36"/>
         </w:rPr>
@@ -643,7 +645,7 @@
       <w:pPr>
         <w:spacing w:after="120"/>
         <w:rPr>
-          <w:rFonts w:ascii="TH SarabunPSK" w:hAnsi="TH SarabunPSK" w:cs="TH SarabunPSK" w:hint="cs"/>
+          <w:rFonts w:ascii="TH SarabunPSK" w:hAnsi="TH SarabunPSK" w:cs="TH SarabunPSK"/>
           <w:sz w:val="36"/>
           <w:szCs w:val="36"/>
         </w:rPr>
@@ -666,7 +668,7 @@
           <w:sz w:val="36"/>
           <w:szCs w:val="36"/>
         </w:rPr>
-        <w:t xml:space="preserve"> เหตุผลในการ</w:t>
+        <w:t xml:space="preserve"> </w:t>
       </w:r>
       <w:proofErr w:type="spellStart"/>
       <w:r>
@@ -677,7 +679,7 @@
           <w:sz w:val="36"/>
           <w:szCs w:val="36"/>
         </w:rPr>
-        <w:t>เลือกทำ</w:t>
+        <w:t>เหตุผลในการเลือกทำ</w:t>
       </w:r>
       <w:proofErr w:type="spellEnd"/>
       <w:r>
@@ -731,7 +733,7 @@
       <w:pPr>
         <w:spacing w:after="240"/>
         <w:rPr>
-          <w:rFonts w:ascii="TH SarabunPSK" w:hAnsi="TH SarabunPSK" w:cs="TH SarabunPSK" w:hint="cs"/>
+          <w:rFonts w:ascii="TH SarabunPSK" w:hAnsi="TH SarabunPSK" w:cs="TH SarabunPSK"/>
           <w:sz w:val="36"/>
           <w:szCs w:val="36"/>
         </w:rPr>
@@ -770,21 +772,31 @@
         <w:keepNext/>
         <w:spacing w:before="360" w:after="120"/>
         <w:rPr>
-          <w:rFonts w:ascii="TH SarabunPSK" w:hAnsi="TH SarabunPSK" w:cs="TH SarabunPSK" w:hint="cs"/>
-          <w:sz w:val="36"/>
-          <w:szCs w:val="36"/>
-        </w:rPr>
-      </w:pPr>
-      <w:r>
-        <w:rPr>
-          <w:rFonts w:ascii="TH SarabunPSK" w:hAnsi="TH SarabunPSK" w:cs="TH SarabunPSK" w:hint="cs"/>
+          <w:rFonts w:ascii="TH SarabunPSK" w:hAnsi="TH SarabunPSK" w:cs="TH SarabunPSK"/>
+          <w:sz w:val="36"/>
+          <w:szCs w:val="36"/>
+        </w:rPr>
+      </w:pPr>
+      <w:r>
+        <w:rPr>
+          <w:rFonts w:ascii="TH SarabunPSK" w:hAnsi="TH SarabunPSK" w:cs="TH SarabunPSK"/>
           <w:b/>
           <w:color w:val="2B6CB0"/>
           <w:sz w:val="36"/>
           <w:szCs w:val="36"/>
         </w:rPr>
         <w:lastRenderedPageBreak/>
-        <w:t>4. อัตราการคืนสินค้าวิเคราะห์ไขว้ระหว่าง หมวดหมู่สินค้า × วิธีการชำระเงิน</w:t>
+        <w:t>3</w:t>
+      </w:r>
+      <w:r>
+        <w:rPr>
+          <w:rFonts w:ascii="TH SarabunPSK" w:hAnsi="TH SarabunPSK" w:cs="TH SarabunPSK" w:hint="cs"/>
+          <w:b/>
+          <w:color w:val="2B6CB0"/>
+          <w:sz w:val="36"/>
+          <w:szCs w:val="36"/>
+        </w:rPr>
+        <w:t>. อัตราการคืนสินค้าวิเคราะห์ไขว้ระหว่าง หมวดหมู่สินค้า × วิธีการชำระเงิน</w:t>
       </w:r>
     </w:p>
     <w:p>
@@ -792,7 +804,7 @@
         <w:spacing w:before="240" w:after="80"/>
         <w:jc w:val="center"/>
         <w:rPr>
-          <w:rFonts w:ascii="TH SarabunPSK" w:hAnsi="TH SarabunPSK" w:cs="TH SarabunPSK" w:hint="cs"/>
+          <w:rFonts w:ascii="TH SarabunPSK" w:hAnsi="TH SarabunPSK" w:cs="TH SarabunPSK"/>
           <w:sz w:val="36"/>
           <w:szCs w:val="36"/>
         </w:rPr>
@@ -846,7 +858,7 @@
         <w:spacing w:after="240"/>
         <w:jc w:val="center"/>
         <w:rPr>
-          <w:rFonts w:ascii="TH SarabunPSK" w:hAnsi="TH SarabunPSK" w:cs="TH SarabunPSK" w:hint="cs"/>
+          <w:rFonts w:ascii="TH SarabunPSK" w:hAnsi="TH SarabunPSK" w:cs="TH SarabunPSK"/>
           <w:sz w:val="36"/>
           <w:szCs w:val="36"/>
         </w:rPr>
@@ -867,7 +879,7 @@
       <w:pPr>
         <w:spacing w:after="120"/>
         <w:rPr>
-          <w:rFonts w:ascii="TH SarabunPSK" w:hAnsi="TH SarabunPSK" w:cs="TH SarabunPSK" w:hint="cs"/>
+          <w:rFonts w:ascii="TH SarabunPSK" w:hAnsi="TH SarabunPSK" w:cs="TH SarabunPSK"/>
           <w:sz w:val="36"/>
           <w:szCs w:val="36"/>
         </w:rPr>
@@ -905,7 +917,7 @@
       <w:pPr>
         <w:spacing w:after="120"/>
         <w:rPr>
-          <w:rFonts w:ascii="TH SarabunPSK" w:hAnsi="TH SarabunPSK" w:cs="TH SarabunPSK" w:hint="cs"/>
+          <w:rFonts w:ascii="TH SarabunPSK" w:hAnsi="TH SarabunPSK" w:cs="TH SarabunPSK"/>
           <w:sz w:val="36"/>
           <w:szCs w:val="36"/>
         </w:rPr>
@@ -975,7 +987,7 @@
           <w:sz w:val="36"/>
           <w:szCs w:val="36"/>
         </w:rPr>
-        <w:t>ข้อมูลนี้สะท้อนอิทธิพลของกระบวนการคืนเงิน (Refund Friction) กล่าวคือ ในกลุ่มไอทีหากจ่ายบัตรเครดิตลูกค้าจะคืนง่ายเพราะวงเงินคืนเข้าบัตรสะดวก ในขณะที่เครื่องสำอางหากเลือกแบบ COD ลูกค้าไม่มีต้นทุนผูกมัด สามารถปฏิเสธไม่รับของเมื่อพนักงานส่งไปถึง</w:t>
+        <w:t>ข้อมูลนี้สะท้อนอิทธิพลของกระบวนการคืนเงิน (Refund Friction) กล่าวคือ ในกลุ่มไอทีหากจ่ายบัตรเครดิตลูกค้าจะคืนง่ายเพราะวงเงินคืนเข้าบัตรสะดวก ในขณะที่เครื่องสำอางหากเลือกแบบ COD ลูกค้าไม่มีต้นทุนผูกมัด สามารถปฏิเสธไม่รับของ</w:t>
       </w:r>
       <w:proofErr w:type="spellStart"/>
       <w:r>
@@ -984,7 +996,7 @@
           <w:sz w:val="36"/>
           <w:szCs w:val="36"/>
         </w:rPr>
-        <w:t>หน้าบ้านได้ทันที</w:t>
+        <w:t>เมื่อพนักงานส่งไปถึงหน้าบ้านได้ทันที</w:t>
       </w:r>
       <w:proofErr w:type="spellEnd"/>
     </w:p>
@@ -992,7 +1004,7 @@
       <w:pPr>
         <w:spacing w:after="240"/>
         <w:rPr>
-          <w:rFonts w:ascii="TH SarabunPSK" w:hAnsi="TH SarabunPSK" w:cs="TH SarabunPSK" w:hint="cs"/>
+          <w:rFonts w:ascii="TH SarabunPSK" w:hAnsi="TH SarabunPSK" w:cs="TH SarabunPSK"/>
           <w:sz w:val="36"/>
           <w:szCs w:val="36"/>
           <w:lang w:bidi="th-TH"/>
@@ -1004,23 +1016,22 @@
         <w:keepNext/>
         <w:spacing w:before="360" w:after="120"/>
         <w:rPr>
-          <w:rFonts w:ascii="TH SarabunPSK" w:hAnsi="TH SarabunPSK" w:cs="TH SarabunPSK" w:hint="cs"/>
-          <w:sz w:val="36"/>
-          <w:szCs w:val="36"/>
-        </w:rPr>
-      </w:pPr>
-      <w:r>
-        <w:rPr>
-          <w:rFonts w:ascii="TH SarabunPSK" w:hAnsi="TH SarabunPSK" w:cs="TH SarabunPSK" w:hint="cs"/>
+          <w:rFonts w:ascii="TH SarabunPSK" w:hAnsi="TH SarabunPSK" w:cs="TH SarabunPSK"/>
+          <w:sz w:val="36"/>
+          <w:szCs w:val="36"/>
+        </w:rPr>
+      </w:pPr>
+      <w:r>
+        <w:rPr>
+          <w:rFonts w:ascii="TH SarabunPSK" w:hAnsi="TH SarabunPSK" w:cs="TH SarabunPSK"/>
           <w:b/>
           <w:color w:val="2B6CB0"/>
           <w:sz w:val="36"/>
           <w:szCs w:val="36"/>
         </w:rPr>
         <w:lastRenderedPageBreak/>
-        <w:t xml:space="preserve">5. </w:t>
-      </w:r>
-      <w:proofErr w:type="spellStart"/>
+        <w:t>4</w:t>
+      </w:r>
       <w:r>
         <w:rPr>
           <w:rFonts w:ascii="TH SarabunPSK" w:hAnsi="TH SarabunPSK" w:cs="TH SarabunPSK" w:hint="cs"/>
@@ -1029,9 +1040,9 @@
           <w:sz w:val="36"/>
           <w:szCs w:val="36"/>
         </w:rPr>
-        <w:t>ปฏิสัมพันธ์ระหว่าง</w:t>
-      </w:r>
-      <w:proofErr w:type="spellEnd"/>
+        <w:t xml:space="preserve">. </w:t>
+      </w:r>
+      <w:proofErr w:type="spellStart"/>
       <w:r>
         <w:rPr>
           <w:rFonts w:ascii="TH SarabunPSK" w:hAnsi="TH SarabunPSK" w:cs="TH SarabunPSK" w:hint="cs"/>
@@ -1040,9 +1051,9 @@
           <w:sz w:val="36"/>
           <w:szCs w:val="36"/>
         </w:rPr>
-        <w:t xml:space="preserve"> </w:t>
-      </w:r>
-      <w:proofErr w:type="spellStart"/>
+        <w:t>ปฏิสัมพันธ์ระหว่าง</w:t>
+      </w:r>
+      <w:proofErr w:type="spellEnd"/>
       <w:r>
         <w:rPr>
           <w:rFonts w:ascii="TH SarabunPSK" w:hAnsi="TH SarabunPSK" w:cs="TH SarabunPSK" w:hint="cs"/>
@@ -1051,9 +1062,9 @@
           <w:sz w:val="36"/>
           <w:szCs w:val="36"/>
         </w:rPr>
-        <w:t>ปัจจัยพื้นที่</w:t>
-      </w:r>
-      <w:proofErr w:type="spellEnd"/>
+        <w:t xml:space="preserve"> </w:t>
+      </w:r>
+      <w:proofErr w:type="spellStart"/>
       <w:r>
         <w:rPr>
           <w:rFonts w:ascii="TH SarabunPSK" w:hAnsi="TH SarabunPSK" w:cs="TH SarabunPSK" w:hint="cs"/>
@@ -1062,9 +1073,9 @@
           <w:sz w:val="36"/>
           <w:szCs w:val="36"/>
         </w:rPr>
-        <w:t xml:space="preserve"> (</w:t>
-      </w:r>
-      <w:proofErr w:type="spellStart"/>
+        <w:t>ปัจจัยพื้นที่</w:t>
+      </w:r>
+      <w:proofErr w:type="spellEnd"/>
       <w:r>
         <w:rPr>
           <w:rFonts w:ascii="TH SarabunPSK" w:hAnsi="TH SarabunPSK" w:cs="TH SarabunPSK" w:hint="cs"/>
@@ -1073,9 +1084,9 @@
           <w:sz w:val="36"/>
           <w:szCs w:val="36"/>
         </w:rPr>
-        <w:t>จังหวัด</w:t>
-      </w:r>
-      <w:proofErr w:type="spellEnd"/>
+        <w:t xml:space="preserve"> (</w:t>
+      </w:r>
+      <w:proofErr w:type="spellStart"/>
       <w:r>
         <w:rPr>
           <w:rFonts w:ascii="TH SarabunPSK" w:hAnsi="TH SarabunPSK" w:cs="TH SarabunPSK" w:hint="cs"/>
@@ -1084,6 +1095,17 @@
           <w:sz w:val="36"/>
           <w:szCs w:val="36"/>
         </w:rPr>
+        <w:t>จังหวัด</w:t>
+      </w:r>
+      <w:proofErr w:type="spellEnd"/>
+      <w:r>
+        <w:rPr>
+          <w:rFonts w:ascii="TH SarabunPSK" w:hAnsi="TH SarabunPSK" w:cs="TH SarabunPSK" w:hint="cs"/>
+          <w:b/>
+          <w:color w:val="2B6CB0"/>
+          <w:sz w:val="36"/>
+          <w:szCs w:val="36"/>
+        </w:rPr>
         <w:t>) × เพศของผู้สั่งซื้อ</w:t>
       </w:r>
     </w:p>
@@ -1092,7 +1114,7 @@
         <w:spacing w:before="240" w:after="80"/>
         <w:jc w:val="center"/>
         <w:rPr>
-          <w:rFonts w:ascii="TH SarabunPSK" w:hAnsi="TH SarabunPSK" w:cs="TH SarabunPSK" w:hint="cs"/>
+          <w:rFonts w:ascii="TH SarabunPSK" w:hAnsi="TH SarabunPSK" w:cs="TH SarabunPSK"/>
           <w:sz w:val="36"/>
           <w:szCs w:val="36"/>
         </w:rPr>
@@ -1146,7 +1168,7 @@
         <w:spacing w:after="240"/>
         <w:jc w:val="center"/>
         <w:rPr>
-          <w:rFonts w:ascii="TH SarabunPSK" w:hAnsi="TH SarabunPSK" w:cs="TH SarabunPSK" w:hint="cs"/>
+          <w:rFonts w:ascii="TH SarabunPSK" w:hAnsi="TH SarabunPSK" w:cs="TH SarabunPSK"/>
           <w:sz w:val="36"/>
           <w:szCs w:val="36"/>
         </w:rPr>
@@ -1167,7 +1189,7 @@
       <w:pPr>
         <w:spacing w:after="120"/>
         <w:rPr>
-          <w:rFonts w:ascii="TH SarabunPSK" w:hAnsi="TH SarabunPSK" w:cs="TH SarabunPSK" w:hint="cs"/>
+          <w:rFonts w:ascii="TH SarabunPSK" w:hAnsi="TH SarabunPSK" w:cs="TH SarabunPSK"/>
           <w:sz w:val="36"/>
           <w:szCs w:val="36"/>
         </w:rPr>
@@ -1205,7 +1227,7 @@
       <w:pPr>
         <w:spacing w:after="120"/>
         <w:rPr>
-          <w:rFonts w:ascii="TH SarabunPSK" w:hAnsi="TH SarabunPSK" w:cs="TH SarabunPSK" w:hint="cs"/>
+          <w:rFonts w:ascii="TH SarabunPSK" w:hAnsi="TH SarabunPSK" w:cs="TH SarabunPSK"/>
           <w:sz w:val="36"/>
           <w:szCs w:val="36"/>
         </w:rPr>
@@ -1275,7 +1297,7 @@
           <w:sz w:val="36"/>
           <w:szCs w:val="36"/>
         </w:rPr>
-        <w:t>ความต้องการและพฤติกรรมการตัดสินใจของผู้บริโภคมีความจำเพาะเจาะจงตามพื้นที่และเพศสภาพ (Geo-Demographic) ไม่ได้เป็นแบบ</w:t>
+        <w:t xml:space="preserve">ความต้องการและพฤติกรรมการตัดสินใจของผู้บริโภคมีความจำเพาะเจาะจงตามพื้นที่และเพศสภาพ (Geo-Demographic) </w:t>
       </w:r>
       <w:proofErr w:type="spellStart"/>
       <w:r>
@@ -1284,7 +1306,7 @@
           <w:sz w:val="36"/>
           <w:szCs w:val="36"/>
         </w:rPr>
-        <w:t>แผนเดียวกันทั่วประเทศ</w:t>
+        <w:t>ไม่ได้เป็นแบบแผนเดียวกันทั่วประเทศ</w:t>
       </w:r>
       <w:proofErr w:type="spellEnd"/>
     </w:p>
@@ -1292,7 +1314,7 @@
       <w:pPr>
         <w:spacing w:after="240"/>
         <w:rPr>
-          <w:rFonts w:ascii="TH SarabunPSK" w:hAnsi="TH SarabunPSK" w:cs="TH SarabunPSK" w:hint="cs"/>
+          <w:rFonts w:ascii="TH SarabunPSK" w:hAnsi="TH SarabunPSK" w:cs="TH SarabunPSK"/>
           <w:sz w:val="36"/>
           <w:szCs w:val="36"/>
           <w:lang w:bidi="th-TH"/>
@@ -1304,23 +1326,22 @@
         <w:keepNext/>
         <w:spacing w:before="360" w:after="120"/>
         <w:rPr>
-          <w:rFonts w:ascii="TH SarabunPSK" w:hAnsi="TH SarabunPSK" w:cs="TH SarabunPSK" w:hint="cs"/>
-          <w:sz w:val="36"/>
-          <w:szCs w:val="36"/>
-        </w:rPr>
-      </w:pPr>
-      <w:r>
-        <w:rPr>
-          <w:rFonts w:ascii="TH SarabunPSK" w:hAnsi="TH SarabunPSK" w:cs="TH SarabunPSK" w:hint="cs"/>
+          <w:rFonts w:ascii="TH SarabunPSK" w:hAnsi="TH SarabunPSK" w:cs="TH SarabunPSK"/>
+          <w:sz w:val="36"/>
+          <w:szCs w:val="36"/>
+        </w:rPr>
+      </w:pPr>
+      <w:r>
+        <w:rPr>
+          <w:rFonts w:ascii="TH SarabunPSK" w:hAnsi="TH SarabunPSK" w:cs="TH SarabunPSK"/>
           <w:b/>
           <w:color w:val="2B6CB0"/>
           <w:sz w:val="36"/>
           <w:szCs w:val="36"/>
         </w:rPr>
         <w:lastRenderedPageBreak/>
-        <w:t xml:space="preserve">6. </w:t>
-      </w:r>
-      <w:proofErr w:type="spellStart"/>
+        <w:t>5</w:t>
+      </w:r>
       <w:r>
         <w:rPr>
           <w:rFonts w:ascii="TH SarabunPSK" w:hAnsi="TH SarabunPSK" w:cs="TH SarabunPSK" w:hint="cs"/>
@@ -1329,9 +1350,9 @@
           <w:sz w:val="36"/>
           <w:szCs w:val="36"/>
         </w:rPr>
-        <w:t>ปฏิสัมพันธ์ระหว่าง</w:t>
-      </w:r>
-      <w:proofErr w:type="spellEnd"/>
+        <w:t xml:space="preserve">. </w:t>
+      </w:r>
+      <w:proofErr w:type="spellStart"/>
       <w:r>
         <w:rPr>
           <w:rFonts w:ascii="TH SarabunPSK" w:hAnsi="TH SarabunPSK" w:cs="TH SarabunPSK" w:hint="cs"/>
@@ -1340,9 +1361,9 @@
           <w:sz w:val="36"/>
           <w:szCs w:val="36"/>
         </w:rPr>
-        <w:t xml:space="preserve"> </w:t>
-      </w:r>
-      <w:proofErr w:type="spellStart"/>
+        <w:t>ปฏิสัมพันธ์ระหว่าง</w:t>
+      </w:r>
+      <w:proofErr w:type="spellEnd"/>
       <w:r>
         <w:rPr>
           <w:rFonts w:ascii="TH SarabunPSK" w:hAnsi="TH SarabunPSK" w:cs="TH SarabunPSK" w:hint="cs"/>
@@ -1351,9 +1372,9 @@
           <w:sz w:val="36"/>
           <w:szCs w:val="36"/>
         </w:rPr>
-        <w:t>ปัจจัยพื้นที่</w:t>
-      </w:r>
-      <w:proofErr w:type="spellEnd"/>
+        <w:t xml:space="preserve"> </w:t>
+      </w:r>
+      <w:proofErr w:type="spellStart"/>
       <w:r>
         <w:rPr>
           <w:rFonts w:ascii="TH SarabunPSK" w:hAnsi="TH SarabunPSK" w:cs="TH SarabunPSK" w:hint="cs"/>
@@ -1362,9 +1383,9 @@
           <w:sz w:val="36"/>
           <w:szCs w:val="36"/>
         </w:rPr>
-        <w:t xml:space="preserve"> (</w:t>
-      </w:r>
-      <w:proofErr w:type="spellStart"/>
+        <w:t>ปัจจัยพื้นที่</w:t>
+      </w:r>
+      <w:proofErr w:type="spellEnd"/>
       <w:r>
         <w:rPr>
           <w:rFonts w:ascii="TH SarabunPSK" w:hAnsi="TH SarabunPSK" w:cs="TH SarabunPSK" w:hint="cs"/>
@@ -1373,9 +1394,9 @@
           <w:sz w:val="36"/>
           <w:szCs w:val="36"/>
         </w:rPr>
-        <w:t>จังหวัด</w:t>
-      </w:r>
-      <w:proofErr w:type="spellEnd"/>
+        <w:t xml:space="preserve"> (</w:t>
+      </w:r>
+      <w:proofErr w:type="spellStart"/>
       <w:r>
         <w:rPr>
           <w:rFonts w:ascii="TH SarabunPSK" w:hAnsi="TH SarabunPSK" w:cs="TH SarabunPSK" w:hint="cs"/>
@@ -1384,6 +1405,17 @@
           <w:sz w:val="36"/>
           <w:szCs w:val="36"/>
         </w:rPr>
+        <w:t>จังหวัด</w:t>
+      </w:r>
+      <w:proofErr w:type="spellEnd"/>
+      <w:r>
+        <w:rPr>
+          <w:rFonts w:ascii="TH SarabunPSK" w:hAnsi="TH SarabunPSK" w:cs="TH SarabunPSK" w:hint="cs"/>
+          <w:b/>
+          <w:color w:val="2B6CB0"/>
+          <w:sz w:val="36"/>
+          <w:szCs w:val="36"/>
+        </w:rPr>
         <w:t>) × วิธีการชำระเงิน</w:t>
       </w:r>
     </w:p>
@@ -1392,7 +1424,7 @@
         <w:spacing w:before="240" w:after="80"/>
         <w:jc w:val="center"/>
         <w:rPr>
-          <w:rFonts w:ascii="TH SarabunPSK" w:hAnsi="TH SarabunPSK" w:cs="TH SarabunPSK" w:hint="cs"/>
+          <w:rFonts w:ascii="TH SarabunPSK" w:hAnsi="TH SarabunPSK" w:cs="TH SarabunPSK"/>
           <w:sz w:val="36"/>
           <w:szCs w:val="36"/>
         </w:rPr>
@@ -1446,7 +1478,7 @@
         <w:spacing w:after="240"/>
         <w:jc w:val="center"/>
         <w:rPr>
-          <w:rFonts w:ascii="TH SarabunPSK" w:hAnsi="TH SarabunPSK" w:cs="TH SarabunPSK" w:hint="cs"/>
+          <w:rFonts w:ascii="TH SarabunPSK" w:hAnsi="TH SarabunPSK" w:cs="TH SarabunPSK"/>
           <w:sz w:val="36"/>
           <w:szCs w:val="36"/>
         </w:rPr>
@@ -1467,7 +1499,7 @@
       <w:pPr>
         <w:spacing w:after="120"/>
         <w:rPr>
-          <w:rFonts w:ascii="TH SarabunPSK" w:hAnsi="TH SarabunPSK" w:cs="TH SarabunPSK" w:hint="cs"/>
+          <w:rFonts w:ascii="TH SarabunPSK" w:hAnsi="TH SarabunPSK" w:cs="TH SarabunPSK"/>
           <w:sz w:val="36"/>
           <w:szCs w:val="36"/>
         </w:rPr>
@@ -1505,7 +1537,7 @@
       <w:pPr>
         <w:spacing w:after="120"/>
         <w:rPr>
-          <w:rFonts w:ascii="TH SarabunPSK" w:hAnsi="TH SarabunPSK" w:cs="TH SarabunPSK" w:hint="cs"/>
+          <w:rFonts w:ascii="TH SarabunPSK" w:hAnsi="TH SarabunPSK" w:cs="TH SarabunPSK"/>
           <w:sz w:val="36"/>
           <w:szCs w:val="36"/>
         </w:rPr>
@@ -1543,7 +1575,7 @@
       <w:pPr>
         <w:spacing w:after="240"/>
         <w:rPr>
-          <w:rFonts w:ascii="TH SarabunPSK" w:hAnsi="TH SarabunPSK" w:cs="TH SarabunPSK" w:hint="cs"/>
+          <w:rFonts w:ascii="TH SarabunPSK" w:hAnsi="TH SarabunPSK" w:cs="TH SarabunPSK"/>
           <w:sz w:val="36"/>
           <w:szCs w:val="36"/>
         </w:rPr>
@@ -1582,21 +1614,31 @@
         <w:keepNext/>
         <w:spacing w:before="360" w:after="120"/>
         <w:rPr>
-          <w:rFonts w:ascii="TH SarabunPSK" w:hAnsi="TH SarabunPSK" w:cs="TH SarabunPSK" w:hint="cs"/>
-          <w:sz w:val="36"/>
-          <w:szCs w:val="36"/>
-        </w:rPr>
-      </w:pPr>
-      <w:r>
-        <w:rPr>
-          <w:rFonts w:ascii="TH SarabunPSK" w:hAnsi="TH SarabunPSK" w:cs="TH SarabunPSK" w:hint="cs"/>
+          <w:rFonts w:ascii="TH SarabunPSK" w:hAnsi="TH SarabunPSK" w:cs="TH SarabunPSK"/>
+          <w:sz w:val="36"/>
+          <w:szCs w:val="36"/>
+        </w:rPr>
+      </w:pPr>
+      <w:r>
+        <w:rPr>
+          <w:rFonts w:ascii="TH SarabunPSK" w:hAnsi="TH SarabunPSK" w:cs="TH SarabunPSK"/>
           <w:b/>
           <w:color w:val="2B6CB0"/>
           <w:sz w:val="36"/>
           <w:szCs w:val="36"/>
         </w:rPr>
         <w:lastRenderedPageBreak/>
-        <w:t>7. อัตราการคืนสินค้าแยกตามจังหวัด - หมวดหมู่ Cosmetics</w:t>
+        <w:t>6</w:t>
+      </w:r>
+      <w:r>
+        <w:rPr>
+          <w:rFonts w:ascii="TH SarabunPSK" w:hAnsi="TH SarabunPSK" w:cs="TH SarabunPSK" w:hint="cs"/>
+          <w:b/>
+          <w:color w:val="2B6CB0"/>
+          <w:sz w:val="36"/>
+          <w:szCs w:val="36"/>
+        </w:rPr>
+        <w:t>. อัตราการคืนสินค้าแยกตามจังหวัด - หมวดหมู่ Cosmetics</w:t>
       </w:r>
     </w:p>
     <w:p>
@@ -1604,7 +1646,7 @@
         <w:spacing w:before="240" w:after="80"/>
         <w:jc w:val="center"/>
         <w:rPr>
-          <w:rFonts w:ascii="TH SarabunPSK" w:hAnsi="TH SarabunPSK" w:cs="TH SarabunPSK" w:hint="cs"/>
+          <w:rFonts w:ascii="TH SarabunPSK" w:hAnsi="TH SarabunPSK" w:cs="TH SarabunPSK"/>
           <w:sz w:val="36"/>
           <w:szCs w:val="36"/>
         </w:rPr>
@@ -1658,7 +1700,7 @@
         <w:spacing w:after="240"/>
         <w:jc w:val="center"/>
         <w:rPr>
-          <w:rFonts w:ascii="TH SarabunPSK" w:hAnsi="TH SarabunPSK" w:cs="TH SarabunPSK" w:hint="cs"/>
+          <w:rFonts w:ascii="TH SarabunPSK" w:hAnsi="TH SarabunPSK" w:cs="TH SarabunPSK"/>
           <w:sz w:val="36"/>
           <w:szCs w:val="36"/>
         </w:rPr>
@@ -1679,7 +1721,7 @@
       <w:pPr>
         <w:spacing w:after="120"/>
         <w:rPr>
-          <w:rFonts w:ascii="TH SarabunPSK" w:hAnsi="TH SarabunPSK" w:cs="TH SarabunPSK" w:hint="cs"/>
+          <w:rFonts w:ascii="TH SarabunPSK" w:hAnsi="TH SarabunPSK" w:cs="TH SarabunPSK"/>
           <w:sz w:val="36"/>
           <w:szCs w:val="36"/>
         </w:rPr>
@@ -1717,7 +1759,7 @@
       <w:pPr>
         <w:spacing w:after="120"/>
         <w:rPr>
-          <w:rFonts w:ascii="TH SarabunPSK" w:hAnsi="TH SarabunPSK" w:cs="TH SarabunPSK" w:hint="cs"/>
+          <w:rFonts w:ascii="TH SarabunPSK" w:hAnsi="TH SarabunPSK" w:cs="TH SarabunPSK"/>
           <w:sz w:val="36"/>
           <w:szCs w:val="36"/>
         </w:rPr>
@@ -1819,7 +1861,7 @@
           <w:sz w:val="36"/>
           <w:szCs w:val="36"/>
         </w:rPr>
-        <w:t xml:space="preserve"> Cosmetics มีความเสี่ยงในการคืนต่ำหากระบบขนส่งปลายทางสามารถส่ง</w:t>
+        <w:t xml:space="preserve"> Cosmetics มีความเสี่ยงในการคืนต่ำหากระบบ</w:t>
       </w:r>
       <w:proofErr w:type="spellStart"/>
       <w:r>
@@ -1828,7 +1870,7 @@
           <w:sz w:val="36"/>
           <w:szCs w:val="36"/>
         </w:rPr>
-        <w:t>มอบสินค้าได้เร็ว</w:t>
+        <w:t>ขนส่งปลายทางสามารถส่งมอบสินค้าได้เร็ว</w:t>
       </w:r>
       <w:proofErr w:type="spellEnd"/>
     </w:p>
@@ -1836,7 +1878,7 @@
       <w:pPr>
         <w:spacing w:after="240"/>
         <w:rPr>
-          <w:rFonts w:ascii="TH SarabunPSK" w:hAnsi="TH SarabunPSK" w:cs="TH SarabunPSK" w:hint="cs"/>
+          <w:rFonts w:ascii="TH SarabunPSK" w:hAnsi="TH SarabunPSK" w:cs="TH SarabunPSK"/>
           <w:sz w:val="36"/>
           <w:szCs w:val="36"/>
           <w:lang w:bidi="th-TH"/>
@@ -1848,23 +1890,22 @@
         <w:keepNext/>
         <w:spacing w:before="360" w:after="120"/>
         <w:rPr>
-          <w:rFonts w:ascii="TH SarabunPSK" w:hAnsi="TH SarabunPSK" w:cs="TH SarabunPSK" w:hint="cs"/>
-          <w:sz w:val="36"/>
-          <w:szCs w:val="36"/>
-        </w:rPr>
-      </w:pPr>
-      <w:r>
-        <w:rPr>
-          <w:rFonts w:ascii="TH SarabunPSK" w:hAnsi="TH SarabunPSK" w:cs="TH SarabunPSK" w:hint="cs"/>
+          <w:rFonts w:ascii="TH SarabunPSK" w:hAnsi="TH SarabunPSK" w:cs="TH SarabunPSK"/>
+          <w:sz w:val="36"/>
+          <w:szCs w:val="36"/>
+        </w:rPr>
+      </w:pPr>
+      <w:r>
+        <w:rPr>
+          <w:rFonts w:ascii="TH SarabunPSK" w:hAnsi="TH SarabunPSK" w:cs="TH SarabunPSK"/>
           <w:b/>
           <w:color w:val="2B6CB0"/>
           <w:sz w:val="36"/>
           <w:szCs w:val="36"/>
         </w:rPr>
         <w:lastRenderedPageBreak/>
-        <w:t xml:space="preserve">8. </w:t>
-      </w:r>
-      <w:proofErr w:type="spellStart"/>
+        <w:t>7</w:t>
+      </w:r>
       <w:r>
         <w:rPr>
           <w:rFonts w:ascii="TH SarabunPSK" w:hAnsi="TH SarabunPSK" w:cs="TH SarabunPSK" w:hint="cs"/>
@@ -1873,9 +1914,9 @@
           <w:sz w:val="36"/>
           <w:szCs w:val="36"/>
         </w:rPr>
-        <w:t>อัตราการคืนสินค้าแยกตามจังหวัด</w:t>
-      </w:r>
-      <w:proofErr w:type="spellEnd"/>
+        <w:t xml:space="preserve">. </w:t>
+      </w:r>
+      <w:proofErr w:type="spellStart"/>
       <w:r>
         <w:rPr>
           <w:rFonts w:ascii="TH SarabunPSK" w:hAnsi="TH SarabunPSK" w:cs="TH SarabunPSK" w:hint="cs"/>
@@ -1884,9 +1925,9 @@
           <w:sz w:val="36"/>
           <w:szCs w:val="36"/>
         </w:rPr>
-        <w:t xml:space="preserve"> - </w:t>
-      </w:r>
-      <w:proofErr w:type="spellStart"/>
+        <w:t>อัตราการคืนสินค้าแยกตามจังหวัด</w:t>
+      </w:r>
+      <w:proofErr w:type="spellEnd"/>
       <w:r>
         <w:rPr>
           <w:rFonts w:ascii="TH SarabunPSK" w:hAnsi="TH SarabunPSK" w:cs="TH SarabunPSK" w:hint="cs"/>
@@ -1895,9 +1936,9 @@
           <w:sz w:val="36"/>
           <w:szCs w:val="36"/>
         </w:rPr>
-        <w:t>หมวดหมู่</w:t>
-      </w:r>
-      <w:proofErr w:type="spellEnd"/>
+        <w:t xml:space="preserve"> - </w:t>
+      </w:r>
+      <w:proofErr w:type="spellStart"/>
       <w:r>
         <w:rPr>
           <w:rFonts w:ascii="TH SarabunPSK" w:hAnsi="TH SarabunPSK" w:cs="TH SarabunPSK" w:hint="cs"/>
@@ -1906,6 +1947,17 @@
           <w:sz w:val="36"/>
           <w:szCs w:val="36"/>
         </w:rPr>
+        <w:t>หมวดหมู่</w:t>
+      </w:r>
+      <w:proofErr w:type="spellEnd"/>
+      <w:r>
+        <w:rPr>
+          <w:rFonts w:ascii="TH SarabunPSK" w:hAnsi="TH SarabunPSK" w:cs="TH SarabunPSK" w:hint="cs"/>
+          <w:b/>
+          <w:color w:val="2B6CB0"/>
+          <w:sz w:val="36"/>
+          <w:szCs w:val="36"/>
+        </w:rPr>
         <w:t xml:space="preserve"> Fashion</w:t>
       </w:r>
     </w:p>
@@ -1914,7 +1966,7 @@
         <w:spacing w:before="240" w:after="80"/>
         <w:jc w:val="center"/>
         <w:rPr>
-          <w:rFonts w:ascii="TH SarabunPSK" w:hAnsi="TH SarabunPSK" w:cs="TH SarabunPSK" w:hint="cs"/>
+          <w:rFonts w:ascii="TH SarabunPSK" w:hAnsi="TH SarabunPSK" w:cs="TH SarabunPSK"/>
           <w:sz w:val="36"/>
           <w:szCs w:val="36"/>
         </w:rPr>
@@ -1983,7 +2035,7 @@
           <w:sz w:val="36"/>
           <w:szCs w:val="36"/>
         </w:rPr>
-        <w:t>รูปที่ 5.2: อัตราการคืนสินค้า</w:t>
+        <w:t xml:space="preserve">รูปที่ 5.2: </w:t>
       </w:r>
       <w:proofErr w:type="spellStart"/>
       <w:r>
@@ -1995,7 +2047,7 @@
           <w:sz w:val="36"/>
           <w:szCs w:val="36"/>
         </w:rPr>
-        <w:t>หมวดหมู่</w:t>
+        <w:t>อัตราการคืนสินค้าหมวดหมู่</w:t>
       </w:r>
       <w:proofErr w:type="spellEnd"/>
       <w:r>
@@ -2027,7 +2079,7 @@
       <w:pPr>
         <w:spacing w:after="240"/>
         <w:rPr>
-          <w:rFonts w:ascii="TH SarabunPSK" w:hAnsi="TH SarabunPSK" w:cs="TH SarabunPSK" w:hint="cs"/>
+          <w:rFonts w:ascii="TH SarabunPSK" w:hAnsi="TH SarabunPSK" w:cs="TH SarabunPSK"/>
           <w:sz w:val="36"/>
           <w:szCs w:val="36"/>
         </w:rPr>
@@ -2065,7 +2117,7 @@
       <w:pPr>
         <w:spacing w:after="120"/>
         <w:rPr>
-          <w:rFonts w:ascii="TH SarabunPSK" w:hAnsi="TH SarabunPSK" w:cs="TH SarabunPSK" w:hint="cs"/>
+          <w:rFonts w:ascii="TH SarabunPSK" w:hAnsi="TH SarabunPSK" w:cs="TH SarabunPSK"/>
           <w:sz w:val="36"/>
           <w:szCs w:val="36"/>
         </w:rPr>
@@ -2135,7 +2187,7 @@
           <w:sz w:val="36"/>
           <w:szCs w:val="36"/>
         </w:rPr>
-        <w:t xml:space="preserve">รสนิยมและความพอดีของขนาดสินค้าเป็นปัญหาคลาสสิกของสินค้าแฟชั่น </w:t>
+        <w:t>รสนิยมและความพอดีของขนาดสินค้าเป็นปัญหาคลาสสิก</w:t>
       </w:r>
       <w:proofErr w:type="spellStart"/>
       <w:r>
@@ -2144,7 +2196,7 @@
           <w:sz w:val="36"/>
           <w:szCs w:val="36"/>
         </w:rPr>
-        <w:t>ซึ่งจะแปรผันตามกลุ่มลูกค้า</w:t>
+        <w:t>ของสินค้าแฟชั่น</w:t>
       </w:r>
       <w:proofErr w:type="spellEnd"/>
       <w:r>
@@ -2153,8 +2205,18 @@
           <w:sz w:val="36"/>
           <w:szCs w:val="36"/>
         </w:rPr>
-        <w:t>ในแต่ละจังหวัด</w:t>
-      </w:r>
+        <w:t xml:space="preserve"> </w:t>
+      </w:r>
+      <w:proofErr w:type="spellStart"/>
+      <w:r>
+        <w:rPr>
+          <w:rFonts w:ascii="TH SarabunPSK" w:hAnsi="TH SarabunPSK" w:cs="TH SarabunPSK" w:hint="cs"/>
+          <w:sz w:val="36"/>
+          <w:szCs w:val="36"/>
+        </w:rPr>
+        <w:t>ซึ่งจะแปรผันตามกลุ่มลูกค้าในแต่ละจังหวัด</w:t>
+      </w:r>
+      <w:proofErr w:type="spellEnd"/>
     </w:p>
     <w:p>
       <w:pPr>
@@ -2204,7 +2266,7 @@
       <w:pPr>
         <w:spacing w:after="240"/>
         <w:rPr>
-          <w:rFonts w:ascii="TH SarabunPSK" w:hAnsi="TH SarabunPSK" w:cs="TH SarabunPSK" w:hint="cs"/>
+          <w:rFonts w:ascii="TH SarabunPSK" w:hAnsi="TH SarabunPSK" w:cs="TH SarabunPSK"/>
           <w:sz w:val="36"/>
           <w:szCs w:val="36"/>
           <w:lang w:bidi="th-TH"/>
@@ -2215,23 +2277,22 @@
       <w:pPr>
         <w:spacing w:after="240"/>
         <w:rPr>
-          <w:rFonts w:ascii="TH SarabunPSK" w:hAnsi="TH SarabunPSK" w:cs="TH SarabunPSK" w:hint="cs"/>
-          <w:sz w:val="36"/>
-          <w:szCs w:val="36"/>
-        </w:rPr>
-      </w:pPr>
-      <w:r>
-        <w:rPr>
-          <w:rFonts w:ascii="TH SarabunPSK" w:hAnsi="TH SarabunPSK" w:cs="TH SarabunPSK" w:hint="cs"/>
+          <w:rFonts w:ascii="TH SarabunPSK" w:hAnsi="TH SarabunPSK" w:cs="TH SarabunPSK"/>
+          <w:sz w:val="36"/>
+          <w:szCs w:val="36"/>
+        </w:rPr>
+      </w:pPr>
+      <w:r>
+        <w:rPr>
+          <w:rFonts w:ascii="TH SarabunPSK" w:hAnsi="TH SarabunPSK" w:cs="TH SarabunPSK"/>
           <w:b/>
           <w:color w:val="2B6CB0"/>
           <w:sz w:val="36"/>
           <w:szCs w:val="36"/>
         </w:rPr>
         <w:lastRenderedPageBreak/>
-        <w:t xml:space="preserve">9. </w:t>
-      </w:r>
-      <w:proofErr w:type="spellStart"/>
+        <w:t>8</w:t>
+      </w:r>
       <w:r>
         <w:rPr>
           <w:rFonts w:ascii="TH SarabunPSK" w:hAnsi="TH SarabunPSK" w:cs="TH SarabunPSK" w:hint="cs"/>
@@ -2240,9 +2301,9 @@
           <w:sz w:val="36"/>
           <w:szCs w:val="36"/>
         </w:rPr>
-        <w:t>อัตราการคืนสินค้าแยกตามจังหวัด</w:t>
-      </w:r>
-      <w:proofErr w:type="spellEnd"/>
+        <w:t xml:space="preserve">. </w:t>
+      </w:r>
+      <w:proofErr w:type="spellStart"/>
       <w:r>
         <w:rPr>
           <w:rFonts w:ascii="TH SarabunPSK" w:hAnsi="TH SarabunPSK" w:cs="TH SarabunPSK" w:hint="cs"/>
@@ -2251,9 +2312,9 @@
           <w:sz w:val="36"/>
           <w:szCs w:val="36"/>
         </w:rPr>
-        <w:t xml:space="preserve"> - </w:t>
-      </w:r>
-      <w:proofErr w:type="spellStart"/>
+        <w:t>อัตราการคืนสินค้าแยกตามจังหวัด</w:t>
+      </w:r>
+      <w:proofErr w:type="spellEnd"/>
       <w:r>
         <w:rPr>
           <w:rFonts w:ascii="TH SarabunPSK" w:hAnsi="TH SarabunPSK" w:cs="TH SarabunPSK" w:hint="cs"/>
@@ -2262,9 +2323,9 @@
           <w:sz w:val="36"/>
           <w:szCs w:val="36"/>
         </w:rPr>
-        <w:t>หมวดหมู่</w:t>
-      </w:r>
-      <w:proofErr w:type="spellEnd"/>
+        <w:t xml:space="preserve"> - </w:t>
+      </w:r>
+      <w:proofErr w:type="spellStart"/>
       <w:r>
         <w:rPr>
           <w:rFonts w:ascii="TH SarabunPSK" w:hAnsi="TH SarabunPSK" w:cs="TH SarabunPSK" w:hint="cs"/>
@@ -2273,6 +2334,17 @@
           <w:sz w:val="36"/>
           <w:szCs w:val="36"/>
         </w:rPr>
+        <w:t>หมวดหมู่</w:t>
+      </w:r>
+      <w:proofErr w:type="spellEnd"/>
+      <w:r>
+        <w:rPr>
+          <w:rFonts w:ascii="TH SarabunPSK" w:hAnsi="TH SarabunPSK" w:cs="TH SarabunPSK" w:hint="cs"/>
+          <w:b/>
+          <w:color w:val="2B6CB0"/>
+          <w:sz w:val="36"/>
+          <w:szCs w:val="36"/>
+        </w:rPr>
         <w:t xml:space="preserve"> Electronics</w:t>
       </w:r>
     </w:p>
@@ -2281,7 +2353,7 @@
         <w:spacing w:before="240" w:after="80"/>
         <w:jc w:val="center"/>
         <w:rPr>
-          <w:rFonts w:ascii="TH SarabunPSK" w:hAnsi="TH SarabunPSK" w:cs="TH SarabunPSK" w:hint="cs"/>
+          <w:rFonts w:ascii="TH SarabunPSK" w:hAnsi="TH SarabunPSK" w:cs="TH SarabunPSK"/>
           <w:sz w:val="36"/>
           <w:szCs w:val="36"/>
         </w:rPr>
@@ -2335,7 +2407,7 @@
         <w:spacing w:after="240"/>
         <w:jc w:val="center"/>
         <w:rPr>
-          <w:rFonts w:ascii="TH SarabunPSK" w:hAnsi="TH SarabunPSK" w:cs="TH SarabunPSK" w:hint="cs"/>
+          <w:rFonts w:ascii="TH SarabunPSK" w:hAnsi="TH SarabunPSK" w:cs="TH SarabunPSK"/>
           <w:sz w:val="36"/>
           <w:szCs w:val="36"/>
         </w:rPr>
@@ -2356,7 +2428,7 @@
       <w:pPr>
         <w:spacing w:after="120"/>
         <w:rPr>
-          <w:rFonts w:ascii="TH SarabunPSK" w:hAnsi="TH SarabunPSK" w:cs="TH SarabunPSK" w:hint="cs"/>
+          <w:rFonts w:ascii="TH SarabunPSK" w:hAnsi="TH SarabunPSK" w:cs="TH SarabunPSK"/>
           <w:sz w:val="36"/>
           <w:szCs w:val="36"/>
         </w:rPr>
@@ -2394,7 +2466,7 @@
       <w:pPr>
         <w:spacing w:after="120"/>
         <w:rPr>
-          <w:rFonts w:ascii="TH SarabunPSK" w:hAnsi="TH SarabunPSK" w:cs="TH SarabunPSK" w:hint="cs"/>
+          <w:rFonts w:ascii="TH SarabunPSK" w:hAnsi="TH SarabunPSK" w:cs="TH SarabunPSK"/>
           <w:sz w:val="36"/>
           <w:szCs w:val="36"/>
         </w:rPr>
@@ -2432,7 +2504,7 @@
       <w:pPr>
         <w:spacing w:after="240"/>
         <w:rPr>
-          <w:rFonts w:ascii="TH SarabunPSK" w:hAnsi="TH SarabunPSK" w:cs="TH SarabunPSK" w:hint="cs"/>
+          <w:rFonts w:ascii="TH SarabunPSK" w:hAnsi="TH SarabunPSK" w:cs="TH SarabunPSK"/>
           <w:sz w:val="36"/>
           <w:szCs w:val="36"/>
         </w:rPr>
@@ -2471,21 +2543,31 @@
         <w:keepNext/>
         <w:spacing w:before="360" w:after="120"/>
         <w:rPr>
-          <w:rFonts w:ascii="TH SarabunPSK" w:hAnsi="TH SarabunPSK" w:cs="TH SarabunPSK" w:hint="cs"/>
-          <w:sz w:val="36"/>
-          <w:szCs w:val="36"/>
-        </w:rPr>
-      </w:pPr>
-      <w:r>
-        <w:rPr>
-          <w:rFonts w:ascii="TH SarabunPSK" w:hAnsi="TH SarabunPSK" w:cs="TH SarabunPSK" w:hint="cs"/>
+          <w:rFonts w:ascii="TH SarabunPSK" w:hAnsi="TH SarabunPSK" w:cs="TH SarabunPSK"/>
+          <w:sz w:val="36"/>
+          <w:szCs w:val="36"/>
+        </w:rPr>
+      </w:pPr>
+      <w:r>
+        <w:rPr>
+          <w:rFonts w:ascii="TH SarabunPSK" w:hAnsi="TH SarabunPSK" w:cs="TH SarabunPSK"/>
           <w:b/>
           <w:color w:val="2B6CB0"/>
           <w:sz w:val="36"/>
           <w:szCs w:val="36"/>
         </w:rPr>
         <w:lastRenderedPageBreak/>
-        <w:t>10. อัตราการคืนสินค้าแยกตามจังหวัด - หมวดหมู่ Home Appliance</w:t>
+        <w:t>9</w:t>
+      </w:r>
+      <w:r>
+        <w:rPr>
+          <w:rFonts w:ascii="TH SarabunPSK" w:hAnsi="TH SarabunPSK" w:cs="TH SarabunPSK" w:hint="cs"/>
+          <w:b/>
+          <w:color w:val="2B6CB0"/>
+          <w:sz w:val="36"/>
+          <w:szCs w:val="36"/>
+        </w:rPr>
+        <w:t>. อัตราการคืนสินค้าแยกตามจังหวัด - หมวดหมู่ Home Appliance</w:t>
       </w:r>
     </w:p>
     <w:p>
@@ -2493,7 +2575,7 @@
         <w:spacing w:before="240" w:after="80"/>
         <w:jc w:val="center"/>
         <w:rPr>
-          <w:rFonts w:ascii="TH SarabunPSK" w:hAnsi="TH SarabunPSK" w:cs="TH SarabunPSK" w:hint="cs"/>
+          <w:rFonts w:ascii="TH SarabunPSK" w:hAnsi="TH SarabunPSK" w:cs="TH SarabunPSK"/>
           <w:sz w:val="36"/>
           <w:szCs w:val="36"/>
         </w:rPr>
@@ -2547,7 +2629,7 @@
         <w:spacing w:after="240"/>
         <w:jc w:val="center"/>
         <w:rPr>
-          <w:rFonts w:ascii="TH SarabunPSK" w:hAnsi="TH SarabunPSK" w:cs="TH SarabunPSK" w:hint="cs"/>
+          <w:rFonts w:ascii="TH SarabunPSK" w:hAnsi="TH SarabunPSK" w:cs="TH SarabunPSK"/>
           <w:sz w:val="36"/>
           <w:szCs w:val="36"/>
         </w:rPr>
@@ -2601,7 +2683,7 @@
       <w:pPr>
         <w:spacing w:after="120"/>
         <w:rPr>
-          <w:rFonts w:ascii="TH SarabunPSK" w:hAnsi="TH SarabunPSK" w:cs="TH SarabunPSK" w:hint="cs"/>
+          <w:rFonts w:ascii="TH SarabunPSK" w:hAnsi="TH SarabunPSK" w:cs="TH SarabunPSK"/>
           <w:sz w:val="36"/>
           <w:szCs w:val="36"/>
         </w:rPr>
@@ -2619,7 +2701,7 @@
       <w:pPr>
         <w:spacing w:after="120"/>
         <w:rPr>
-          <w:rFonts w:ascii="TH SarabunPSK" w:hAnsi="TH SarabunPSK" w:cs="TH SarabunPSK" w:hint="cs"/>
+          <w:rFonts w:ascii="TH SarabunPSK" w:hAnsi="TH SarabunPSK" w:cs="TH SarabunPSK"/>
           <w:sz w:val="36"/>
           <w:szCs w:val="36"/>
         </w:rPr>
@@ -2781,24 +2863,14 @@
       </w:pPr>
       <w:r>
         <w:rPr>
-          <w:rFonts w:ascii="TH SarabunPSK" w:hAnsi="TH SarabunPSK" w:cs="TH SarabunPSK" w:hint="cs"/>
-          <w:b/>
-          <w:color w:val="2B6CB0"/>
-          <w:sz w:val="36"/>
-          <w:szCs w:val="36"/>
-        </w:rPr>
-        <w:lastRenderedPageBreak/>
-        <w:t>1</w:t>
-      </w:r>
-      <w:r>
-        <w:rPr>
           <w:rFonts w:ascii="TH SarabunPSK" w:hAnsi="TH SarabunPSK" w:cs="TH SarabunPSK"/>
           <w:b/>
           <w:color w:val="2B6CB0"/>
           <w:sz w:val="36"/>
           <w:szCs w:val="36"/>
         </w:rPr>
-        <w:t>1</w:t>
+        <w:lastRenderedPageBreak/>
+        <w:t>10</w:t>
       </w:r>
       <w:r>
         <w:rPr>
@@ -2838,7 +2910,7 @@
         <w:keepNext/>
         <w:spacing w:before="360" w:after="120"/>
         <w:rPr>
-          <w:rFonts w:ascii="TH SarabunPSK" w:hAnsi="TH SarabunPSK" w:cs="TH SarabunPSK" w:hint="cs"/>
+          <w:rFonts w:ascii="TH SarabunPSK" w:hAnsi="TH SarabunPSK" w:cs="TH SarabunPSK"/>
           <w:sz w:val="36"/>
           <w:szCs w:val="36"/>
         </w:rPr>
@@ -3203,7 +3275,7 @@
       <w:pPr>
         <w:spacing w:after="120"/>
         <w:rPr>
-          <w:rFonts w:ascii="TH SarabunPSK" w:hAnsi="TH SarabunPSK" w:cs="TH SarabunPSK" w:hint="cs"/>
+          <w:rFonts w:ascii="TH SarabunPSK" w:hAnsi="TH SarabunPSK" w:cs="TH SarabunPSK"/>
           <w:sz w:val="36"/>
           <w:szCs w:val="36"/>
         </w:rPr>
@@ -3369,7 +3441,7 @@
         <w:spacing w:after="240"/>
         <w:jc w:val="center"/>
         <w:rPr>
-          <w:rFonts w:ascii="TH SarabunPSK" w:hAnsi="TH SarabunPSK" w:cs="TH SarabunPSK" w:hint="cs"/>
+          <w:rFonts w:ascii="TH SarabunPSK" w:hAnsi="TH SarabunPSK" w:cs="TH SarabunPSK"/>
           <w:sz w:val="36"/>
           <w:szCs w:val="36"/>
           <w:lang w:bidi="th-TH"/>
@@ -3381,7 +3453,7 @@
         <w:spacing w:after="240"/>
         <w:jc w:val="center"/>
         <w:rPr>
-          <w:rFonts w:ascii="TH SarabunPSK" w:hAnsi="TH SarabunPSK" w:cs="TH SarabunPSK" w:hint="cs"/>
+          <w:rFonts w:ascii="TH SarabunPSK" w:hAnsi="TH SarabunPSK" w:cs="TH SarabunPSK"/>
           <w:sz w:val="36"/>
           <w:szCs w:val="36"/>
           <w:lang w:bidi="th-TH"/>
